--- a/report/report_cn.docx
+++ b/report/report_cn.docx
@@ -130,7 +130,7 @@
         <w:rPr>
           <w:sz w:val="22"/>
         </w:rPr>
-        <w:t xml:space="preserve"> 所有实验使用 256×256 的合成测试图像（正弦波图案、几何图形、平滑渐变和随机噪声），未使用真实照片。结果基于 3 个独立随机种子（42, 123, 456）取平均，以提供统计方差估计。Viterbi 译码器为纯 Python 实现——其运行时间不作为优化实现的参考。</w:t>
+        <w:t xml:space="preserve"> 所有实验使用 **Kodak Lossless True Color Image Suite** 中的 12 张真实照片（768×512 或 512×768，24-bit RGB），涵盖人像、风景、建筑等多种场景。由于纯 Python Viterbi 在完整分辨率 Kodak 图像上的计算开销（288 组实验约需 106 分钟），仅使用单个随机种子（42）。Viterbi 译码器为纯 Python 实现——其运行时间不作为优化实现的参考。</w:t>
       </w:r>
     </w:p>
     <w:p>
@@ -2153,7 +2153,7 @@
               <w:rPr>
                 <w:sz w:val="20"/>
               </w:rPr>
-              <w:t>4 种合成类型: 正弦自然纹理、几何图形、平滑渐变、随机噪声 (256×256 RGB)</w:t>
+              <w:t>12 张 Kodak 真实图像 (768×512 或 512×768, RGB)</w:t>
             </w:r>
           </w:p>
         </w:tc>
@@ -2393,7 +2393,7 @@
               <w:rPr>
                 <w:sz w:val="20"/>
               </w:rPr>
-              <w:t>42, 123, 456</w:t>
+              <w:t>42</w:t>
             </w:r>
           </w:p>
         </w:tc>
@@ -2666,7 +2666,7 @@
               <w:rPr>
                 <w:sz w:val="20"/>
               </w:rPr>
-              <w:t>11.2 ~ 33.2</w:t>
+              <w:t>23.8 ~ 28.9</w:t>
             </w:r>
           </w:p>
         </w:tc>
@@ -2689,7 +2689,7 @@
               <w:rPr>
                 <w:sz w:val="20"/>
               </w:rPr>
-              <w:t>26.2</w:t>
+              <w:t>27.1</w:t>
             </w:r>
           </w:p>
         </w:tc>
@@ -2712,7 +2712,7 @@
               <w:rPr>
                 <w:sz w:val="20"/>
               </w:rPr>
-              <w:t>可接受 — 噪声图像有可见伪影</w:t>
+              <w:t>可接受 — 可见压缩伪影</w:t>
             </w:r>
           </w:p>
         </w:tc>
@@ -2760,7 +2760,7 @@
               <w:rPr>
                 <w:sz w:val="20"/>
               </w:rPr>
-              <w:t>16.8 ~ 43.8</w:t>
+              <w:t>29.8 ~ 35.4</w:t>
             </w:r>
           </w:p>
         </w:tc>
@@ -2783,7 +2783,7 @@
               <w:rPr>
                 <w:sz w:val="20"/>
               </w:rPr>
-              <w:t>34.5</w:t>
+              <w:t>33.0</w:t>
             </w:r>
           </w:p>
         </w:tc>
@@ -2806,7 +2806,7 @@
               <w:rPr>
                 <w:sz w:val="20"/>
               </w:rPr>
-              <w:t>良好 — 复杂内容有轻微失真</w:t>
+              <w:t>良好 — 轻微失真，视觉舒适</w:t>
             </w:r>
           </w:p>
         </w:tc>
@@ -2854,7 +2854,7 @@
               <w:rPr>
                 <w:sz w:val="20"/>
               </w:rPr>
-              <w:t>30.0 ~ 55.2</w:t>
+              <w:t>37.4 ~ 41.6</w:t>
             </w:r>
           </w:p>
         </w:tc>
@@ -2877,7 +2877,7 @@
               <w:rPr>
                 <w:sz w:val="20"/>
               </w:rPr>
-              <w:t>44.8</w:t>
+              <w:t>39.6</w:t>
             </w:r>
           </w:p>
         </w:tc>
@@ -2900,7 +2900,7 @@
               <w:rPr>
                 <w:sz w:val="20"/>
               </w:rPr>
-              <w:t>优秀 — 结构图像接近无损</w:t>
+              <w:t>优秀 — 大多数图像接近无损</w:t>
             </w:r>
           </w:p>
         </w:tc>
@@ -2913,13 +2913,13 @@
           <w:b/>
           <w:sz w:val="24"/>
         </w:rPr>
-        <w:t>图像类型依赖性:</w:t>
+        <w:t>图像依赖性:</w:t>
       </w:r>
       <w:r>
         <w:rPr>
           <w:sz w:val="22"/>
         </w:rPr>
-        <w:t xml:space="preserve"> 平滑渐变图像达到最高 PSNR（55.2 dB, Q=90），因为 DCT 能高效压缩低频分量。随机噪声图像 PSNR 最低（11.2 dB, Q=10），因高频分量无法被 DCT 有效压缩。</w:t>
+        <w:t xml:space="preserve"> 在真实 Kodak 照片上，同一 Q 值下不同图像的 PSNR 差异可达 5–7 dB。细节丰富的图像（如植被场景）PSNR 较低，大面积平滑区域的图像 PSNR 较高，与 DCT 压缩理论一致。</w:t>
       </w:r>
     </w:p>
     <w:p>
@@ -3139,7 +3139,7 @@
               <w:rPr>
                 <w:sz w:val="20"/>
               </w:rPr>
-              <w:t>10.1</w:t>
+              <w:t>10.6</w:t>
             </w:r>
           </w:p>
         </w:tc>
@@ -3210,7 +3210,7 @@
               <w:rPr>
                 <w:sz w:val="20"/>
               </w:rPr>
-              <w:t>5.7 ~ 9.0</w:t>
+              <w:t>7.1 ~ 9.2</w:t>
             </w:r>
           </w:p>
         </w:tc>
@@ -3233,7 +3233,7 @@
               <w:rPr>
                 <w:sz w:val="20"/>
               </w:rPr>
-              <w:t>7.5</w:t>
+              <w:t>8.1</w:t>
             </w:r>
           </w:p>
         </w:tc>
@@ -3304,7 +3304,7 @@
               <w:rPr>
                 <w:sz w:val="20"/>
               </w:rPr>
-              <w:t>5.7 ~ 7.0</w:t>
+              <w:t>6.5 ~ 8.1</w:t>
             </w:r>
           </w:p>
         </w:tc>
@@ -3327,7 +3327,7 @@
               <w:rPr>
                 <w:sz w:val="20"/>
               </w:rPr>
-              <w:t>6.6</w:t>
+              <w:t>7.3</w:t>
             </w:r>
           </w:p>
         </w:tc>
@@ -3398,7 +3398,7 @@
               <w:rPr>
                 <w:sz w:val="20"/>
               </w:rPr>
-              <w:t>10.1 ~ 24.7</w:t>
+              <w:t>15.5 ~ 20.5</w:t>
             </w:r>
           </w:p>
         </w:tc>
@@ -3492,7 +3492,7 @@
               <w:rPr>
                 <w:sz w:val="20"/>
               </w:rPr>
-              <w:t>7.1 ~ 18.0</w:t>
+              <w:t>10.7 ~ 15.0</w:t>
             </w:r>
           </w:p>
         </w:tc>
@@ -3515,7 +3515,7 @@
               <w:rPr>
                 <w:sz w:val="20"/>
               </w:rPr>
-              <w:t>13.2</w:t>
+              <w:t>12.8</w:t>
             </w:r>
           </w:p>
         </w:tc>
@@ -3586,7 +3586,7 @@
               <w:rPr>
                 <w:sz w:val="20"/>
               </w:rPr>
-              <w:t>6.0 ~ 12.0</w:t>
+              <w:t>8.0 ~ 11.1</w:t>
             </w:r>
           </w:p>
         </w:tc>
@@ -3651,22 +3651,7 @@
         <w:rPr>
           <w:sz w:val="22"/>
         </w:rPr>
-        <w:t xml:space="preserve"> 在相同的错误概率下，BEC 的表现始终优于 BSC。当 p/ε = 0.05 时，BEC 的平均 PSNR 约为 17.9 dB，而 BSC 仅为 7.5 dB。这是因为 BEC 的擦除位置被显式标记（使能软判决 Viterbi 译码），而 BSC 的比特翻转与正确比特无法区分。</w:t>
-      </w:r>
-    </w:p>
-    <w:p>
-      <w:r>
-        <w:rPr>
-          <w:b/>
-          <w:sz w:val="24"/>
-        </w:rPr>
-        <w:t>种子间方差：</w:t>
-      </w:r>
-      <w:r>
-        <w:rPr>
-          <w:sz w:val="22"/>
-        </w:rPr>
-        <w:t xml:space="preserve"> 在 3 个随机种子之间，相同（信道类型、参数、Q）组合的 PSNR 差异可达 ±2 dB，反映了信道错误的随机性。</w:t>
+        <w:t xml:space="preserve"> 在相同的错误概率下，BEC 的表现始终优于 BSC，PSNR 差距约 10 dB。当 p/ε = 0.05 时，BEC 的平均 PSNR 约为 17.9 dB，而 BSC 仅为 8.1 dB。因为 BEC 的擦除位置被显式标记（使能软判决 Viterbi 译码），而 BSC 硬判决译码无法区分错误比特。</w:t>
       </w:r>
     </w:p>
     <w:p>
@@ -3871,7 +3856,7 @@
               <w:rPr>
                 <w:sz w:val="20"/>
               </w:rPr>
-              <w:t>0.3644 ~ 0.9043</w:t>
+              <w:t>0.7011 ~ 0.8280</w:t>
             </w:r>
           </w:p>
         </w:tc>
@@ -3894,7 +3879,7 @@
               <w:rPr>
                 <w:sz w:val="20"/>
               </w:rPr>
-              <w:t>0.7393</w:t>
+              <w:t>0.7661</w:t>
             </w:r>
           </w:p>
         </w:tc>
@@ -3965,7 +3950,7 @@
               <w:rPr>
                 <w:sz w:val="20"/>
               </w:rPr>
-              <w:t>0.8767 ~ 0.9749</w:t>
+              <w:t>0.8713 ~ 0.9410</w:t>
             </w:r>
           </w:p>
         </w:tc>
@@ -3988,7 +3973,7 @@
               <w:rPr>
                 <w:sz w:val="20"/>
               </w:rPr>
-              <w:t>0.9471</w:t>
+              <w:t>0.9059</w:t>
             </w:r>
           </w:p>
         </w:tc>
@@ -4059,7 +4044,7 @@
               <w:rPr>
                 <w:sz w:val="20"/>
               </w:rPr>
-              <w:t>0.9927 ~ 0.9973</w:t>
+              <w:t>0.9563 ~ 0.9793</w:t>
             </w:r>
           </w:p>
         </w:tc>
@@ -4082,7 +4067,7 @@
               <w:rPr>
                 <w:sz w:val="20"/>
               </w:rPr>
-              <w:t>0.9947</w:t>
+              <w:t>0.9691</w:t>
             </w:r>
           </w:p>
         </w:tc>
@@ -4726,7 +4711,7 @@
               <w:rPr>
                 <w:sz w:val="20"/>
               </w:rPr>
-              <w:t>10.9× ~ 35.1×</w:t>
+              <w:t>21.3× ~ 36.0×</w:t>
             </w:r>
           </w:p>
         </w:tc>
@@ -4749,7 +4734,7 @@
               <w:rPr>
                 <w:sz w:val="20"/>
               </w:rPr>
-              <w:t>27.0×</w:t>
+              <w:t>30.3×</w:t>
             </w:r>
           </w:p>
         </w:tc>
@@ -4772,7 +4757,7 @@
               <w:rPr>
                 <w:sz w:val="20"/>
               </w:rPr>
-              <w:t>44,832 ~ 144,688 bits</w:t>
+              <w:t>261,968 ~ 443,592 bits</w:t>
             </w:r>
           </w:p>
         </w:tc>
@@ -4820,7 +4805,7 @@
               <w:rPr>
                 <w:sz w:val="20"/>
               </w:rPr>
-              <w:t>2.0× ~ 24.7×</w:t>
+              <w:t>7.7× ~ 16.1×</w:t>
             </w:r>
           </w:p>
         </w:tc>
@@ -4843,7 +4828,7 @@
               <w:rPr>
                 <w:sz w:val="20"/>
               </w:rPr>
-              <w:t>16.6×</w:t>
+              <w:t>12.2×</w:t>
             </w:r>
           </w:p>
         </w:tc>
@@ -4866,7 +4851,7 @@
               <w:rPr>
                 <w:sz w:val="20"/>
               </w:rPr>
-              <w:t>63,584 ~ 784,888 bits</w:t>
+              <w:t>586,312 ~ 1,218,536 bits</w:t>
             </w:r>
           </w:p>
         </w:tc>
@@ -4914,7 +4899,7 @@
               <w:rPr>
                 <w:sz w:val="20"/>
               </w:rPr>
-              <w:t>0.9× ~ 16.1×</w:t>
+              <w:t>3.5× ~ 6.6×</w:t>
             </w:r>
           </w:p>
         </w:tc>
@@ -4937,7 +4922,7 @@
               <w:rPr>
                 <w:sz w:val="20"/>
               </w:rPr>
-              <w:t>10.0×</w:t>
+              <w:t>5.2×</w:t>
             </w:r>
           </w:p>
         </w:tc>
@@ -4960,7 +4945,7 @@
               <w:rPr>
                 <w:sz w:val="20"/>
               </w:rPr>
-              <w:t>97,712 ~ 1,668,080 bits</w:t>
+              <w:t>1,432,512 ~ 2,715,704 bits</w:t>
             </w:r>
           </w:p>
         </w:tc>
@@ -4990,13 +4975,13 @@
           <w:b/>
           <w:sz w:val="22"/>
         </w:rPr>
-        <w:t>内容依赖性极其显著：</w:t>
+        <w:t>真实照片压缩效果好：</w:t>
       </w:r>
       <w:r>
         <w:rPr>
           <w:sz w:val="22"/>
         </w:rPr>
-        <w:t xml:space="preserve"> 平滑渐变图像在 Q=10 时可压缩 35×，而噪声图像在 Q=50 时仅压缩 2×。仅因图像内容不同，压缩率差异可达 10 倍以上。</w:t>
+        <w:t xml:space="preserve"> Q=10 时 Kodak 图像实现 21–36× 压缩，同时保持可接受的视觉质量。这验证了 DCT+Huffman 流水线对自然图像的有效性。</w:t>
       </w:r>
     </w:p>
     <w:p>
@@ -5013,13 +4998,13 @@
           <w:b/>
           <w:sz w:val="22"/>
         </w:rPr>
-        <w:t>数据膨胀现象：</w:t>
+        <w:t>内容依赖性仍然存在：</w:t>
       </w:r>
       <w:r>
         <w:rPr>
           <w:sz w:val="22"/>
         </w:rPr>
-        <w:t xml:space="preserve"> Q=90 时，随机噪声产生的压缩流比原始像素数据更大（CR = 0.9×）。高频 DCT 系数难以被量化压缩，而 Huffman 编码对接近随机的数据几乎无效。</w:t>
+        <w:t xml:space="preserve"> Q=50 时压缩率从 7.7×（细节丰富的风景）到 16.1×（均匀背景的人像），差异超过 2×。</w:t>
       </w:r>
     </w:p>
     <w:p>
@@ -5036,13 +5021,36 @@
           <w:b/>
           <w:sz w:val="22"/>
         </w:rPr>
-        <w:t>质量-压缩权衡：</w:t>
+        <w:t>不再出现数据膨胀：</w:t>
       </w:r>
       <w:r>
         <w:rPr>
           <w:sz w:val="22"/>
         </w:rPr>
-        <w:t xml:space="preserve"> 从 Q=10 到 Q=50，比特率大约翻倍，而对于结构化图像，PSNR 提升约 8 dB。</w:t>
+        <w:t xml:space="preserve"> 与合成噪声图像不同，真实照片即使在 Q=90 也从未产生比原始像素更大的压缩流。最低压缩率为 3.5×。</w:t>
+      </w:r>
+    </w:p>
+    <w:p>
+      <w:pPr>
+        <w:pStyle w:val="ListBullet"/>
+      </w:pPr>
+      <w:r>
+        <w:rPr>
+          <w:sz w:val="22"/>
+        </w:rPr>
+      </w:r>
+      <w:r>
+        <w:rPr>
+          <w:b/>
+          <w:sz w:val="22"/>
+        </w:rPr>
+        <w:t>原始比特数：</w:t>
+      </w:r>
+      <w:r>
+        <w:rPr>
+          <w:sz w:val="22"/>
+        </w:rPr>
+        <w:t xml:space="preserve"> 未压缩 Kodak 图像为 768×512×3×8 = 9,437,184 比特（竖版图像为 512×768×3×8）。</w:t>
       </w:r>
     </w:p>
     <w:p>
@@ -6228,7 +6236,7 @@
               <w:rPr>
                 <w:sz w:val="20"/>
               </w:rPr>
-              <w:t>0.200</w:t>
+              <w:t>1.656</w:t>
             </w:r>
           </w:p>
         </w:tc>
@@ -6251,7 +6259,7 @@
               <w:rPr>
                 <w:sz w:val="20"/>
               </w:rPr>
-              <w:t>5.0%</w:t>
+              <w:t>7.6%</w:t>
             </w:r>
           </w:p>
         </w:tc>
@@ -6322,7 +6330,7 @@
               <w:rPr>
                 <w:sz w:val="20"/>
               </w:rPr>
-              <w:t>0.037</w:t>
+              <w:t>0.123</w:t>
             </w:r>
           </w:p>
         </w:tc>
@@ -6345,7 +6353,7 @@
               <w:rPr>
                 <w:sz w:val="20"/>
               </w:rPr>
-              <w:t>0.9%</w:t>
+              <w:t>0.6%</w:t>
             </w:r>
           </w:p>
         </w:tc>
@@ -6416,7 +6424,7 @@
               <w:rPr>
                 <w:sz w:val="20"/>
               </w:rPr>
-              <w:t>0.050</w:t>
+              <w:t>0.162</w:t>
             </w:r>
           </w:p>
         </w:tc>
@@ -6439,7 +6447,7 @@
               <w:rPr>
                 <w:sz w:val="20"/>
               </w:rPr>
-              <w:t>1.2%</w:t>
+              <w:t>0.7%</w:t>
             </w:r>
           </w:p>
         </w:tc>
@@ -6510,7 +6518,7 @@
               <w:rPr>
                 <w:sz w:val="20"/>
               </w:rPr>
-              <w:t>0.017</w:t>
+              <w:t>0.122</w:t>
             </w:r>
           </w:p>
         </w:tc>
@@ -6533,7 +6541,7 @@
               <w:rPr>
                 <w:sz w:val="20"/>
               </w:rPr>
-              <w:t>0.4%</w:t>
+              <w:t>0.6%</w:t>
             </w:r>
           </w:p>
         </w:tc>
@@ -6604,7 +6612,7 @@
               <w:rPr>
                 <w:sz w:val="20"/>
               </w:rPr>
-              <w:t>3.021</w:t>
+              <w:t>17.475</w:t>
             </w:r>
           </w:p>
         </w:tc>
@@ -6627,7 +6635,7 @@
               <w:rPr>
                 <w:sz w:val="20"/>
               </w:rPr>
-              <w:t>75.3%</w:t>
+              <w:t>79.8%</w:t>
             </w:r>
           </w:p>
         </w:tc>
@@ -6698,7 +6706,7 @@
               <w:rPr>
                 <w:sz w:val="20"/>
               </w:rPr>
-              <w:t>0.688</w:t>
+              <w:t>2.360</w:t>
             </w:r>
           </w:p>
         </w:tc>
@@ -6721,7 +6729,7 @@
               <w:rPr>
                 <w:sz w:val="20"/>
               </w:rPr>
-              <w:t>17.2%</w:t>
+              <w:t>10.8%</w:t>
             </w:r>
           </w:p>
         </w:tc>
@@ -6792,7 +6800,7 @@
               <w:rPr>
                 <w:sz w:val="20"/>
               </w:rPr>
-              <w:t>**4.013**</w:t>
+              <w:t>**21.899**</w:t>
             </w:r>
           </w:p>
         </w:tc>
@@ -6873,7 +6881,7 @@
         <w:rPr>
           <w:sz w:val="22"/>
         </w:rPr>
-        <w:t>（占端到端延迟的 75%）。对于 256×256 图像，纯 Python 实现的平均译码时间约为 3.0 秒。</w:t>
+        <w:t>（占总延迟的 80%）。对于完整分辨率 768×512 Kodak 图像，纯 Python 平均译码时间约 17.5 秒，最坏情况（高 Q、复杂图像）超过 100 秒。</w:t>
       </w:r>
     </w:p>
     <w:p>
@@ -6890,13 +6898,13 @@
           <w:b/>
           <w:sz w:val="22"/>
         </w:rPr>
-        <w:t>噪声图像明显更慢</w:t>
+        <w:t>总流水线延迟随图像大小缩放：</w:t>
       </w:r>
       <w:r>
         <w:rPr>
           <w:sz w:val="22"/>
         </w:rPr>
-        <w:t>，因为压缩后的比特流更大（低压缩率 → 更多比特需要通过 Viterbi）。Q=90 的合成噪声图像仅 Viterbi 译码就需要 30-35 秒。</w:t>
+        <w:t xml:space="preserve"> 从 256×256 合成图像（~4 秒）到 768×512 Kodak 图像（~22 秒）反映了像素数 ~6× 增加，处理时间 ~5× 增加，证实近线性缩放。</w:t>
       </w:r>
     </w:p>
     <w:p>
@@ -6913,13 +6921,13 @@
           <w:b/>
           <w:sz w:val="22"/>
         </w:rPr>
-        <w:t>源编码时间基本与质量因子无关</w:t>
+        <w:t>源编码效率高</w:t>
       </w:r>
       <w:r>
         <w:rPr>
           <w:sz w:val="22"/>
         </w:rPr>
-        <w:t>（同一图像），证实了 O(N) 复杂度。</w:t>
+        <w:t>，每张 768×512 图像仅需 1.66 秒，与 O(N) 复杂度一致。</w:t>
       </w:r>
     </w:p>
     <w:p>
@@ -6936,13 +6944,13 @@
           <w:b/>
           <w:sz w:val="22"/>
         </w:rPr>
-        <w:t>纯 Python 实现的性能开销：</w:t>
+        <w:t>纯 Python 开销严重：</w:t>
       </w:r>
       <w:r>
         <w:rPr>
           <w:sz w:val="22"/>
         </w:rPr>
-        <w:t xml:space="preserve"> Viterbi 译码器对 100 万编码比特执行约 6400 万次内循环迭代。用 C/C++ 优化实现可快 50-100×。</w:t>
+        <w:t xml:space="preserve"> 在 CPython 中 Viterbi 内循环约 1500–2000 万次迭代/秒。C/C++ 优化实现可快 50–100×，将总延迟降至每张图像 0.5 秒以内。</w:t>
       </w:r>
     </w:p>
     <w:p>
@@ -8936,13 +8944,13 @@
           <w:b/>
           <w:sz w:val="22"/>
         </w:rPr>
-        <w:t>仅使用合成图像。</w:t>
+        <w:t>仅使用单个随机种子。</w:t>
       </w:r>
       <w:r>
         <w:rPr>
           <w:sz w:val="22"/>
         </w:rPr>
-        <w:t xml:space="preserve"> 由于缺少 Kodak 图集，所有实验使用算法生成的图像。在真实照片上的结果可能有所不同，特别是在自然图像特有的压缩伪影方面。</w:t>
+        <w:t xml:space="preserve"> 由于纯 Python Viterbi 在完整分辨率 Kodak 图像上的计算开销（288 组实验约 106 分钟），仅使用了一个随机种子。多种子实验可提供统计方差估计，但需要 5 小时以上。</w:t>
       </w:r>
     </w:p>
     <w:p>
